--- a/docs/cvs/IT & Information Systems Manager - Mahmoud Salama - FINAL FROZEN.docx
+++ b/docs/cvs/IT & Information Systems Manager - Mahmoud Salama - FINAL FROZEN.docx
@@ -6,16 +6,15 @@
       <w:pPr>
         <w:keepNext w:val="0"/>
         <w:pageBreakBefore w:val="0"/>
-        <w:spacing w:before="0" w:after="40" w:line="245" w:lineRule="auto"/>
-        <w:jc w:val="left"/>
-        <w:shd w:fill="165A8A"/>
+        <w:spacing w:before="0" w:after="10" w:line="240" w:lineRule="auto"/>
+        <w:jc w:val="center"/>
       </w:pPr>
       <w:r>
         <w:rPr>
-          <w:rFonts w:ascii="Aptos Display" w:hAnsi="Aptos Display"/>
+          <w:rFonts w:ascii="Arial" w:hAnsi="Arial"/>
           <w:b/>
-          <w:color w:val="FFFFFF"/>
-          <w:sz w:val="44"/>
+          <w:color w:val="183B56"/>
+          <w:sz w:val="40"/>
         </w:rPr>
         <w:t>MAHMOUD SALAMA</w:t>
       </w:r>
@@ -24,16 +23,15 @@
       <w:pPr>
         <w:keepNext w:val="0"/>
         <w:pageBreakBefore w:val="0"/>
-        <w:spacing w:before="0" w:after="40" w:line="245" w:lineRule="auto"/>
+        <w:spacing w:before="0" w:after="40" w:line="240" w:lineRule="auto"/>
         <w:jc w:val="center"/>
-        <w:shd w:fill="165A8A"/>
       </w:pPr>
       <w:r>
         <w:rPr>
-          <w:rFonts w:ascii="Aptos Display" w:hAnsi="Aptos Display"/>
+          <w:rFonts w:ascii="Arial" w:hAnsi="Arial"/>
           <w:b/>
-          <w:color w:val="FFFFFF"/>
-          <w:sz w:val="25"/>
+          <w:color w:val="183B56"/>
+          <w:sz w:val="21"/>
         </w:rPr>
         <w:t>IT &amp; INFORMATION SYSTEMS MANAGER</w:t>
       </w:r>
@@ -42,35 +40,32 @@
       <w:pPr>
         <w:keepNext w:val="0"/>
         <w:pageBreakBefore w:val="0"/>
-        <w:spacing w:before="0" w:after="40" w:line="245" w:lineRule="auto"/>
+        <w:spacing w:before="0" w:after="28" w:line="240" w:lineRule="auto"/>
         <w:jc w:val="center"/>
-        <w:pBdr>
-          <w:bottom w:val="single" w:sz="12" w:space="4" w:color="4B91C3"/>
-        </w:pBdr>
       </w:pPr>
       <w:r>
         <w:rPr>
           <w:rFonts w:ascii="Arial" w:hAnsi="Arial"/>
-          <w:b/>
-          <w:color w:val="4B91C3"/>
+          <w:b w:val="0"/>
+          <w:color w:val="5D6974"/>
           <w:sz w:val="16"/>
         </w:rPr>
-        <w:t>IT Operations | Information Systems | Service Management | Applications | Infrastructure &amp; Cybersecurity Governance</w:t>
+        <w:t>IT Operations | ICT | Information Systems | Infrastructure &amp; Cybersecurity | Applications &amp; Service Delivery</w:t>
       </w:r>
     </w:p>
     <w:p>
       <w:pPr>
         <w:keepNext w:val="0"/>
         <w:pageBreakBefore w:val="0"/>
-        <w:spacing w:before="0" w:after="40" w:line="245" w:lineRule="auto"/>
+        <w:spacing w:before="0" w:after="28" w:line="240" w:lineRule="auto"/>
         <w:jc w:val="center"/>
       </w:pPr>
       <w:r>
         <w:rPr>
           <w:rFonts w:ascii="Arial" w:hAnsi="Arial"/>
           <w:b w:val="0"/>
-          <w:color w:val="53616A"/>
-          <w:sz w:val="15"/>
+          <w:color w:val="5D6974"/>
+          <w:sz w:val="16"/>
         </w:rPr>
         <w:t>+20 122 015 6077 | ma7moud.salamaaa@gmail.com | Cairo, Egypt</w:t>
       </w:r>
@@ -79,14 +74,17 @@
       <w:pPr>
         <w:keepNext w:val="0"/>
         <w:pageBreakBefore w:val="0"/>
-        <w:spacing w:before="0" w:after="40" w:line="245" w:lineRule="auto"/>
+        <w:spacing w:before="0" w:after="80" w:line="240" w:lineRule="auto"/>
         <w:jc w:val="center"/>
+        <w:pBdr>
+          <w:bottom w:val="single" w:sz="9" w:space="3" w:color="173B57"/>
+        </w:pBdr>
       </w:pPr>
       <w:r>
         <w:rPr>
           <w:rFonts w:ascii="Arial" w:hAnsi="Arial"/>
           <w:b w:val="0"/>
-          <w:color w:val="505862"/>
+          <w:color w:val="5D6974"/>
           <w:sz w:val="16"/>
         </w:rPr>
         <w:t>linkedin.com/in/mahmoud-salama-30249b34 | mahmoud-salama.vercel.app</w:t>
@@ -95,22 +93,18 @@
     <w:p>
       <w:pPr>
         <w:keepNext/>
-        <w:spacing w:before="120" w:after="40" w:line="245" w:lineRule="auto"/>
+        <w:spacing w:before="114" w:after="64" w:line="240" w:lineRule="auto"/>
         <w:pageBreakBefore w:val="0"/>
         <w:pBdr>
-          <w:bottom w:val="single" w:sz="8" w:space="1" w:color="215B8C"/>
-          <w:left w:val="single" w:sz="12" w:space="3" w:color="4B91C3"/>
+          <w:bottom w:val="single" w:sz="5" w:space="3" w:color="B8C5D1"/>
         </w:pBdr>
-        <w:keepLines/>
-        <w:shd w:fill="EDF5FA"/>
-        <w:ind w:left="86"/>
       </w:pPr>
       <w:r>
         <w:rPr>
-          <w:rFonts w:ascii="Aptos Display" w:hAnsi="Aptos Display"/>
+          <w:rFonts w:ascii="Arial" w:hAnsi="Arial"/>
           <w:b/>
-          <w:color w:val="165A8A"/>
-          <w:sz w:val="18"/>
+          <w:color w:val="183B56"/>
+          <w:sz w:val="19"/>
         </w:rPr>
         <w:t>PROFESSIONAL PROFILE</w:t>
       </w:r>
@@ -119,36 +113,32 @@
       <w:pPr>
         <w:keepNext w:val="0"/>
         <w:pageBreakBefore w:val="0"/>
-        <w:spacing w:before="0" w:after="40" w:line="245" w:lineRule="auto"/>
+        <w:spacing w:before="0" w:after="56" w:line="240" w:lineRule="auto"/>
       </w:pPr>
       <w:r>
         <w:rPr>
           <w:rFonts w:ascii="Arial" w:hAnsi="Arial"/>
           <w:b w:val="0"/>
-          <w:sz w:val="16"/>
+          <w:sz w:val="18"/>
         </w:rPr>
-        <w:t>IT and Information Systems leader with 18+ years across enterprise applications, service operations, infrastructure and cybersecurity governance, technical support/customer service, digital transformation and software engineering in Egypt and Oman. Progressed from hands-on systems/web engineering and development team leadership to managing national-scale information systems and technology services at UPA. Leads a 54-person technology organization with 7 direct reports supporting a national procurement ecosystem serving ~60K users, combining IT strategy and roadmap execution with operational reliability, governance, vendor/stakeholder coordination, business continuity and technical depth across applications, infrastructure, data and integration.</w:t>
+        <w:t>IT and Information Systems leader with 18+ years across enterprise applications, ICT operations, infrastructure and cybersecurity oversight, service delivery, digital transformation and software engineering in Egypt and Oman. Progressed from hands-on systems/web engineering and development team leadership to managing national-scale information systems and technology services at UPA. Leads a 54-person technology organization with 7 direct reports supporting a national procurement ecosystem serving ~60K users, combining IT strategy and roadmap execution with operational reliability, governance, vendor/stakeholder coordination, business continuity and technical depth across applications, infrastructure, data and integration.</w:t>
       </w:r>
     </w:p>
     <w:p>
       <w:pPr>
         <w:keepNext/>
-        <w:spacing w:before="120" w:after="40" w:line="245" w:lineRule="auto"/>
+        <w:spacing w:before="114" w:after="64" w:line="240" w:lineRule="auto"/>
         <w:pageBreakBefore w:val="0"/>
         <w:pBdr>
-          <w:bottom w:val="single" w:sz="8" w:space="1" w:color="215B8C"/>
-          <w:left w:val="single" w:sz="12" w:space="3" w:color="4B91C3"/>
+          <w:bottom w:val="single" w:sz="5" w:space="3" w:color="B8C5D1"/>
         </w:pBdr>
-        <w:keepLines/>
-        <w:shd w:fill="EDF5FA"/>
-        <w:ind w:left="86"/>
       </w:pPr>
       <w:r>
         <w:rPr>
-          <w:rFonts w:ascii="Aptos Display" w:hAnsi="Aptos Display"/>
+          <w:rFonts w:ascii="Arial" w:hAnsi="Arial"/>
           <w:b/>
-          <w:color w:val="165A8A"/>
-          <w:sz w:val="18"/>
+          <w:color w:val="183B56"/>
+          <w:sz w:val="19"/>
         </w:rPr>
         <w:t>CORE IT &amp; INFORMATION SYSTEMS LEADERSHIP</w:t>
       </w:r>
@@ -157,100 +147,100 @@
       <w:pPr>
         <w:keepNext w:val="0"/>
         <w:pageBreakBefore w:val="0"/>
-        <w:spacing w:before="0" w:after="40" w:line="245" w:lineRule="auto"/>
+        <w:spacing w:before="0" w:after="56" w:line="240" w:lineRule="auto"/>
       </w:pPr>
       <w:r>
         <w:rPr>
           <w:rFonts w:ascii="Arial" w:hAnsi="Arial"/>
           <w:b w:val="0"/>
-          <w:sz w:val="16"/>
+          <w:sz w:val="18"/>
         </w:rPr>
-        <w:t>IT Strategy &amp; Technology Roadmaps | IT Operations Governance | Information Systems Management | IT Service Management (ITSM) | Service Desk &amp; Customer Support | Enterprise Applications | Infrastructure &amp; Cybersecurity Governance | IT Governance &amp; Policies | Vendor &amp; Stakeholder Coordination | SLAs &amp; Service KPIs | Incident, Problem &amp; RCA | Business Continuity &amp; DR | Digital Transformation</w:t>
+        <w:t>IT Strategy &amp; Technology Roadmaps | IT/ICT Operations | Information Systems Management | IT Service Management (ITSM) | Service Desk &amp; Customer Support | Enterprise Applications | Infrastructure &amp; Cybersecurity Governance | IT Governance &amp; Policies | Vendor &amp; Stakeholder Coordination | SLAs &amp; Service KPIs | Incident, Problem &amp; RCA | Business Continuity &amp; DR | Digital Transformation</w:t>
       </w:r>
     </w:p>
     <w:p>
       <w:pPr>
         <w:keepNext/>
-        <w:spacing w:before="120" w:after="40" w:line="245" w:lineRule="auto"/>
+        <w:spacing w:before="114" w:after="64" w:line="240" w:lineRule="auto"/>
         <w:pageBreakBefore w:val="0"/>
         <w:pBdr>
-          <w:bottom w:val="single" w:sz="8" w:space="1" w:color="215B8C"/>
-          <w:left w:val="single" w:sz="12" w:space="3" w:color="4B91C3"/>
+          <w:bottom w:val="single" w:sz="5" w:space="3" w:color="B8C5D1"/>
         </w:pBdr>
-        <w:keepLines/>
-        <w:shd w:fill="EDF5FA"/>
-        <w:ind w:left="86"/>
       </w:pPr>
       <w:r>
         <w:rPr>
-          <w:rFonts w:ascii="Aptos Display" w:hAnsi="Aptos Display"/>
+          <w:rFonts w:ascii="Arial" w:hAnsi="Arial"/>
           <w:b/>
-          <w:color w:val="165A8A"/>
-          <w:sz w:val="18"/>
+          <w:color w:val="183B56"/>
+          <w:sz w:val="19"/>
         </w:rPr>
         <w:t>SELECTED CAREER IMPACT</w:t>
       </w:r>
     </w:p>
     <w:p>
       <w:pPr>
+        <w:keepNext w:val="0"/>
         <w:pageBreakBefore w:val="0"/>
-        <w:spacing w:after="24" w:line="245" w:lineRule="auto"/>
-        <w:ind w:left="202" w:hanging="144"/>
-        <w:keepLines/>
+        <w:spacing w:after="53" w:line="240" w:lineRule="auto"/>
+        <w:ind w:left="245" w:hanging="173"/>
       </w:pPr>
       <w:r>
         <w:rPr>
           <w:rFonts w:ascii="Arial" w:hAnsi="Arial"/>
-          <w:color w:val="4B91C3"/>
-          <w:sz w:val="16"/>
+          <w:b w:val="0"/>
+          <w:color w:val="262F38"/>
+          <w:sz w:val="18"/>
         </w:rPr>
-        <w:t>• Lead a 54-person information systems and technology organization with 7 direct reports, overseeing enterprise applications, infrastructure/security governance, a ~20-person service desk/support and customer-service operation, and service delivery for a national procurement ecosystem serving ~60K users.</w:t>
+        <w:t>• Lead a 54-person information systems and technology organization with 7 direct reports, overseeing enterprise applications, infrastructure/security, service desk/support, IT assets and service delivery for a national procurement ecosystem serving ~60K users.</w:t>
       </w:r>
     </w:p>
     <w:p>
       <w:pPr>
+        <w:keepNext w:val="0"/>
         <w:pageBreakBefore w:val="0"/>
-        <w:spacing w:after="24" w:line="245" w:lineRule="auto"/>
-        <w:ind w:left="202" w:hanging="144"/>
-        <w:keepLines/>
+        <w:spacing w:after="53" w:line="240" w:lineRule="auto"/>
+        <w:ind w:left="245" w:hanging="173"/>
       </w:pPr>
       <w:r>
         <w:rPr>
           <w:rFonts w:ascii="Arial" w:hAnsi="Arial"/>
-          <w:color w:val="4B91C3"/>
-          <w:sz w:val="16"/>
+          <w:b w:val="0"/>
+          <w:color w:val="262F38"/>
+          <w:sz w:val="18"/>
         </w:rPr>
         <w:t>• Led a 10+ technical team while remaining hands-on across 15+ enterprise/e-government platforms in Oman, including the National Educational Portal serving ~1M users and the Sultan Qaboos Award-winning Ministry of Education Recruitment System.</w:t>
       </w:r>
     </w:p>
     <w:p>
       <w:pPr>
+        <w:keepNext w:val="0"/>
         <w:pageBreakBefore w:val="0"/>
-        <w:spacing w:after="24" w:line="245" w:lineRule="auto"/>
-        <w:ind w:left="202" w:hanging="144"/>
-        <w:keepLines/>
+        <w:spacing w:after="53" w:line="240" w:lineRule="auto"/>
+        <w:ind w:left="245" w:hanging="173"/>
       </w:pPr>
       <w:r>
         <w:rPr>
           <w:rFonts w:ascii="Arial" w:hAnsi="Arial"/>
-          <w:color w:val="4B91C3"/>
-          <w:sz w:val="16"/>
+          <w:b w:val="0"/>
+          <w:color w:val="262F38"/>
+          <w:sz w:val="18"/>
         </w:rPr>
         <w:t>• Led a 6-person technical team and personally contributed across 150+ major and mid-sized Keyframe projects spanning government, healthcare, education and commercial information systems.</w:t>
       </w:r>
     </w:p>
     <w:p>
       <w:pPr>
+        <w:keepNext w:val="0"/>
         <w:pageBreakBefore w:val="0"/>
-        <w:spacing w:after="24" w:line="245" w:lineRule="auto"/>
-        <w:ind w:left="202" w:hanging="144"/>
-        <w:keepLines/>
+        <w:spacing w:after="53" w:line="240" w:lineRule="auto"/>
+        <w:ind w:left="245" w:hanging="173"/>
       </w:pPr>
       <w:r>
         <w:rPr>
           <w:rFonts w:ascii="Arial" w:hAnsi="Arial"/>
-          <w:color w:val="4B91C3"/>
-          <w:sz w:val="16"/>
+          <w:b w:val="0"/>
+          <w:color w:val="262F38"/>
+          <w:sz w:val="18"/>
         </w:rPr>
         <w:t>• Strengthened IT service reliability, security and governance through standardized support/escalation practices, release controls, incident/problem/RCA discipline, SLA/service KPIs, continuity/DR controls and operational-readiness guardrails.</w:t>
       </w:r>
@@ -258,22 +248,18 @@
     <w:p>
       <w:pPr>
         <w:keepNext/>
-        <w:spacing w:before="120" w:after="40" w:line="245" w:lineRule="auto"/>
+        <w:spacing w:before="114" w:after="64" w:line="240" w:lineRule="auto"/>
         <w:pageBreakBefore w:val="0"/>
         <w:pBdr>
-          <w:bottom w:val="single" w:sz="8" w:space="1" w:color="215B8C"/>
-          <w:left w:val="single" w:sz="12" w:space="3" w:color="4B91C3"/>
+          <w:bottom w:val="single" w:sz="5" w:space="3" w:color="B8C5D1"/>
         </w:pBdr>
-        <w:keepLines/>
-        <w:shd w:fill="EDF5FA"/>
-        <w:ind w:left="86"/>
       </w:pPr>
       <w:r>
         <w:rPr>
-          <w:rFonts w:ascii="Aptos Display" w:hAnsi="Aptos Display"/>
+          <w:rFonts w:ascii="Arial" w:hAnsi="Arial"/>
           <w:b/>
-          <w:color w:val="165A8A"/>
-          <w:sz w:val="18"/>
+          <w:color w:val="183B56"/>
+          <w:sz w:val="19"/>
         </w:rPr>
         <w:t>PROFESSIONAL EXPERIENCE</w:t>
       </w:r>
@@ -283,52 +269,44 @@
         <w:keepNext/>
         <w:pageBreakBefore w:val="0"/>
         <w:tabs>
-          <w:tab w:pos="9720" w:val="right"/>
+          <w:tab w:pos="10080" w:val="right"/>
         </w:tabs>
-        <w:spacing w:before="100" w:after="0" w:line="245" w:lineRule="auto"/>
-        <w:keepLines/>
+        <w:spacing w:before="84" w:after="18"/>
       </w:pPr>
       <w:r>
         <w:rPr>
           <w:rFonts w:ascii="Arial" w:hAnsi="Arial"/>
           <w:b/>
-          <w:color w:val="165A8A"/>
-          <w:sz w:val="17"/>
+          <w:color w:val="183B56"/>
+          <w:sz w:val="18"/>
         </w:rPr>
         <w:t>Egyptian Authority for Unified Procurement (UPA) | Cairo, Egypt</w:t>
+      </w:r>
+      <w:r>
         <w:tab/>
-        <w:t>05/2025 - Present</w:t>
       </w:r>
       <w:r>
         <w:rPr>
           <w:rFonts w:ascii="Arial" w:hAnsi="Arial"/>
           <w:b/>
-          <w:color w:val="165A8A"/>
+          <w:color w:val="46525E"/>
           <w:sz w:val="17"/>
         </w:rPr>
-      </w:r>
-      <w:r>
-        <w:rPr>
-          <w:rFonts w:ascii="Arial" w:hAnsi="Arial"/>
-          <w:b/>
-          <w:color w:val="165A8A"/>
-          <w:sz w:val="17"/>
-        </w:rPr>
+        <w:t>05/2025 - Present</w:t>
       </w:r>
     </w:p>
     <w:p>
       <w:pPr>
         <w:keepNext/>
         <w:pageBreakBefore w:val="0"/>
-        <w:spacing w:before="0" w:after="20" w:line="245" w:lineRule="auto"/>
-        <w:keepLines/>
+        <w:spacing w:before="0" w:after="28" w:line="240" w:lineRule="auto"/>
       </w:pPr>
       <w:r>
         <w:rPr>
           <w:rFonts w:ascii="Arial" w:hAnsi="Arial"/>
           <w:b/>
-          <w:color w:val="4B91C3"/>
-          <w:sz w:val="17"/>
+          <w:color w:val="183B56"/>
+          <w:sz w:val="18"/>
         </w:rPr>
         <w:t>Head of the Central Administration for Information Systems &amp; Digital Transformation</w:t>
       </w:r>
@@ -337,254 +315,246 @@
       <w:pPr>
         <w:keepNext/>
         <w:pageBreakBefore w:val="0"/>
-        <w:spacing w:before="0" w:after="40" w:line="245" w:lineRule="auto"/>
+        <w:spacing w:before="0" w:after="44" w:line="240" w:lineRule="auto"/>
       </w:pPr>
       <w:r>
         <w:rPr>
           <w:rFonts w:ascii="Arial" w:hAnsi="Arial"/>
           <w:b w:val="0"/>
-          <w:i/>
-          <w:color w:val="5E6B72"/>
-          <w:sz w:val="15"/>
+          <w:color w:val="5D6974"/>
+          <w:sz w:val="16"/>
         </w:rPr>
         <w:t>Scope: Information Systems | IT/ICT Operations | Applications | Infrastructure &amp; Cybersecurity | Service Delivery</w:t>
       </w:r>
     </w:p>
     <w:p>
       <w:pPr>
+        <w:keepNext w:val="0"/>
         <w:pageBreakBefore w:val="0"/>
-        <w:spacing w:after="24" w:line="245" w:lineRule="auto"/>
-        <w:ind w:left="202" w:hanging="144"/>
-        <w:keepLines/>
+        <w:spacing w:after="53" w:line="240" w:lineRule="auto"/>
+        <w:ind w:left="245" w:hanging="173"/>
       </w:pPr>
       <w:r>
         <w:rPr>
           <w:rFonts w:ascii="Arial" w:hAnsi="Arial"/>
-          <w:color w:val="4B91C3"/>
-          <w:sz w:val="16"/>
+          <w:b w:val="0"/>
+          <w:color w:val="262F38"/>
+          <w:sz w:val="18"/>
         </w:rPr>
         <w:t>• Lead information systems and IT/ICT services across procurement, medical supply, inventory, workflow, reporting and support capabilities; translate business priorities into IT strategy, technology roadmaps and coordinated execution across applications, infrastructure/security, data, Service Desk, vendors and stakeholders.</w:t>
       </w:r>
     </w:p>
     <w:p>
       <w:pPr>
+        <w:keepNext w:val="0"/>
         <w:pageBreakBefore w:val="0"/>
-        <w:spacing w:after="24" w:line="245" w:lineRule="auto"/>
-        <w:ind w:left="202" w:hanging="144"/>
-        <w:keepLines/>
+        <w:spacing w:after="53" w:line="240" w:lineRule="auto"/>
+        <w:ind w:left="245" w:hanging="173"/>
       </w:pPr>
       <w:r>
         <w:rPr>
           <w:rFonts w:ascii="Arial" w:hAnsi="Arial"/>
-          <w:color w:val="4B91C3"/>
-          <w:sz w:val="16"/>
+          <w:b w:val="0"/>
+          <w:color w:val="262F38"/>
+          <w:sz w:val="18"/>
         </w:rPr>
         <w:t>• Govern enterprise application and service lifecycle from requirements and planning through architecture/integration, QA/UAT, release, deployment, service transition and production support; oversee Service Desk ticketing, escalation paths, incident/problem management and SLA performance.</w:t>
       </w:r>
     </w:p>
     <w:p>
       <w:pPr>
+        <w:keepNext w:val="0"/>
         <w:pageBreakBefore w:val="0"/>
-        <w:spacing w:after="24" w:line="245" w:lineRule="auto"/>
-        <w:ind w:left="202" w:hanging="144"/>
-        <w:keepLines/>
+        <w:spacing w:after="53" w:line="240" w:lineRule="auto"/>
+        <w:ind w:left="245" w:hanging="173"/>
       </w:pPr>
       <w:r>
         <w:rPr>
           <w:rFonts w:ascii="Arial" w:hAnsi="Arial"/>
-          <w:color w:val="4B91C3"/>
-          <w:sz w:val="16"/>
+          <w:b w:val="0"/>
+          <w:color w:val="262F38"/>
+          <w:sz w:val="18"/>
         </w:rPr>
         <w:t>• Set infrastructure and cybersecurity governance across servers/networks, identity/access and RBAC, information-security policies, risk controls, resilience and service-continuity requirements.</w:t>
       </w:r>
     </w:p>
     <w:p>
       <w:pPr>
+        <w:keepNext w:val="0"/>
         <w:pageBreakBefore w:val="0"/>
-        <w:spacing w:after="24" w:line="245" w:lineRule="auto"/>
-        <w:ind w:left="202" w:hanging="144"/>
-        <w:keepLines/>
+        <w:spacing w:after="53" w:line="240" w:lineRule="auto"/>
+        <w:ind w:left="245" w:hanging="173"/>
       </w:pPr>
       <w:r>
         <w:rPr>
           <w:rFonts w:ascii="Arial" w:hAnsi="Arial"/>
-          <w:color w:val="4B91C3"/>
-          <w:sz w:val="16"/>
+          <w:b w:val="0"/>
+          <w:color w:val="262F38"/>
+          <w:sz w:val="18"/>
         </w:rPr>
         <w:t>• Direct resilience and service-continuity controls spanning backup/DR, auditability, observability and business continuity; coordinate vendors and technology stakeholders around service, delivery and operational requirements.</w:t>
       </w:r>
     </w:p>
     <w:p>
       <w:pPr>
+        <w:keepNext w:val="0"/>
         <w:pageBreakBefore w:val="0"/>
-        <w:spacing w:after="24" w:line="245" w:lineRule="auto"/>
-        <w:ind w:left="202" w:hanging="144"/>
-        <w:keepLines/>
+        <w:spacing w:after="53" w:line="240" w:lineRule="auto"/>
+        <w:ind w:left="245" w:hanging="173"/>
       </w:pPr>
       <w:r>
         <w:rPr>
           <w:rFonts w:ascii="Arial" w:hAnsi="Arial"/>
-          <w:color w:val="4B91C3"/>
-          <w:sz w:val="16"/>
+          <w:b w:val="0"/>
+          <w:color w:val="262F38"/>
+          <w:sz w:val="18"/>
         </w:rPr>
-        <w:t>• Lead team execution and service improvement; use service, incident, release, availability and operational KPIs to strengthen user support, service quality and reliability while guiding modernization across applications, APIs, data, cloud-enabled services, automation and AI.</w:t>
+        <w:t>• Lead performance management, hiring/interviews, coaching and career development; use service, incident, release, availability and operational KPIs to improve team performance, user support, service quality and reliability while guiding modernization across applications, APIs, data, cloud-enabled services, automation and AI.</w:t>
+      </w:r>
+    </w:p>
+    <w:p>
+      <w:pPr>
+        <w:keepNext w:val="0"/>
+        <w:pageBreakBefore w:val="0"/>
+        <w:tabs>
+          <w:tab w:pos="10080" w:val="right"/>
+        </w:tabs>
+        <w:spacing w:before="44" w:after="56"/>
+      </w:pPr>
+      <w:r>
+        <w:rPr>
+          <w:rFonts w:ascii="Arial" w:hAnsi="Arial"/>
+          <w:b/>
+          <w:color w:val="183B56"/>
+          <w:sz w:val="18"/>
+        </w:rPr>
+        <w:t>Egyptian Authority for Unified Procurement (UPA) | Cairo, Egypt</w:t>
+      </w:r>
+      <w:r>
+        <w:tab/>
+      </w:r>
+      <w:r>
+        <w:rPr>
+          <w:rFonts w:ascii="Arial" w:hAnsi="Arial"/>
+          <w:b/>
+          <w:color w:val="46525E"/>
+          <w:sz w:val="17"/>
+        </w:rPr>
+        <w:t>10/2020 - 05/2025</w:t>
       </w:r>
     </w:p>
     <w:p>
       <w:pPr>
         <w:keepNext/>
         <w:pageBreakBefore w:val="0"/>
-        <w:tabs>
-          <w:tab w:pos="9720" w:val="right"/>
-        </w:tabs>
-        <w:spacing w:before="100" w:after="0" w:line="245" w:lineRule="auto"/>
-        <w:keepLines/>
+        <w:spacing w:before="0" w:after="28" w:line="240" w:lineRule="auto"/>
       </w:pPr>
       <w:r>
         <w:rPr>
           <w:rFonts w:ascii="Arial" w:hAnsi="Arial"/>
           <w:b/>
-          <w:color w:val="165A8A"/>
-          <w:sz w:val="17"/>
-        </w:rPr>
-        <w:t>Egyptian Authority for Unified Procurement (UPA) | Cairo, Egypt</w:t>
-        <w:tab/>
-        <w:t>10/2020 - 05/2025</w:t>
-      </w:r>
-      <w:r>
-        <w:rPr>
-          <w:rFonts w:ascii="Arial" w:hAnsi="Arial"/>
-          <w:b/>
-          <w:color w:val="165A8A"/>
-          <w:sz w:val="17"/>
-        </w:rPr>
-      </w:r>
-      <w:r>
-        <w:rPr>
-          <w:rFonts w:ascii="Arial" w:hAnsi="Arial"/>
-          <w:b/>
-          <w:color w:val="165A8A"/>
-          <w:sz w:val="17"/>
-        </w:rPr>
-      </w:r>
-    </w:p>
-    <w:p>
-      <w:pPr>
-        <w:keepNext/>
-        <w:pageBreakBefore w:val="0"/>
-        <w:spacing w:before="0" w:after="20" w:line="245" w:lineRule="auto"/>
-        <w:keepLines/>
-      </w:pPr>
-      <w:r>
-        <w:rPr>
-          <w:rFonts w:ascii="Arial" w:hAnsi="Arial"/>
-          <w:b/>
-          <w:color w:val="4B91C3"/>
-          <w:sz w:val="17"/>
+          <w:color w:val="183B56"/>
+          <w:sz w:val="18"/>
         </w:rPr>
         <w:t>General Manager - Systems, Applications &amp; Technical Support</w:t>
       </w:r>
     </w:p>
     <w:p>
       <w:pPr>
+        <w:keepNext w:val="0"/>
         <w:pageBreakBefore w:val="0"/>
-        <w:spacing w:after="24" w:line="245" w:lineRule="auto"/>
-        <w:ind w:left="202" w:hanging="144"/>
-        <w:keepLines/>
+        <w:spacing w:after="53" w:line="240" w:lineRule="auto"/>
+        <w:ind w:left="245" w:hanging="173"/>
       </w:pPr>
       <w:r>
         <w:rPr>
           <w:rFonts w:ascii="Arial" w:hAnsi="Arial"/>
-          <w:color w:val="4B91C3"/>
-          <w:sz w:val="16"/>
+          <w:b w:val="0"/>
+          <w:color w:val="262F38"/>
+          <w:sz w:val="18"/>
         </w:rPr>
         <w:t>• Directed implementation, modernization, maintenance and high-availability support for enterprise applications and information systems spanning procurement, medical supply, inventory, reporting, CMS/publishing and workflow services, with Service Desk and technical-support ownership.</w:t>
       </w:r>
     </w:p>
     <w:p>
       <w:pPr>
+        <w:keepNext w:val="0"/>
         <w:pageBreakBefore w:val="0"/>
-        <w:spacing w:after="24" w:line="245" w:lineRule="auto"/>
-        <w:ind w:left="202" w:hanging="144"/>
-        <w:keepLines/>
+        <w:spacing w:after="53" w:line="240" w:lineRule="auto"/>
+        <w:ind w:left="245" w:hanging="173"/>
       </w:pPr>
       <w:r>
         <w:rPr>
           <w:rFonts w:ascii="Arial" w:hAnsi="Arial"/>
-          <w:color w:val="4B91C3"/>
-          <w:sz w:val="16"/>
+          <w:b w:val="0"/>
+          <w:color w:val="262F38"/>
+          <w:sz w:val="18"/>
         </w:rPr>
         <w:t>• Improved IT service-management discipline through ticket ownership and escalation, mentoring, technical enablement, release governance, documentation, SLA/service controls and operational readiness.</w:t>
       </w:r>
     </w:p>
     <w:p>
       <w:pPr>
+        <w:keepNext w:val="0"/>
         <w:pageBreakBefore w:val="0"/>
-        <w:spacing w:after="24" w:line="245" w:lineRule="auto"/>
-        <w:ind w:left="202" w:hanging="144"/>
-        <w:keepLines/>
+        <w:spacing w:after="53" w:line="240" w:lineRule="auto"/>
+        <w:ind w:left="245" w:hanging="173"/>
       </w:pPr>
       <w:r>
         <w:rPr>
           <w:rFonts w:ascii="Arial" w:hAnsi="Arial"/>
-          <w:color w:val="4B91C3"/>
-          <w:sz w:val="16"/>
+          <w:b w:val="0"/>
+          <w:color w:val="262F38"/>
+          <w:sz w:val="18"/>
         </w:rPr>
         <w:t>• Digitized manual processes into governed information-system workflows with structured approvals, role/data-level access, auditability, validation controls, reporting and operational support.</w:t>
       </w:r>
     </w:p>
     <w:p>
       <w:pPr>
+        <w:keepNext w:val="0"/>
         <w:pageBreakBefore w:val="0"/>
-        <w:spacing w:after="24" w:line="245" w:lineRule="auto"/>
-        <w:ind w:left="202" w:hanging="144"/>
-        <w:keepLines/>
+        <w:spacing w:after="53" w:line="240" w:lineRule="auto"/>
+        <w:ind w:left="245" w:hanging="173"/>
       </w:pPr>
       <w:r>
         <w:rPr>
           <w:rFonts w:ascii="Arial" w:hAnsi="Arial"/>
-          <w:color w:val="4B91C3"/>
-          <w:sz w:val="16"/>
+          <w:b w:val="0"/>
+          <w:color w:val="262F38"/>
+          <w:sz w:val="18"/>
         </w:rPr>
         <w:t>• Coordinated applications, integration, data, compliance, rollout and operational readiness across multi-agency initiatives, including National Pharmaceutical Track &amp; Trace.</w:t>
       </w:r>
     </w:p>
     <w:p>
       <w:pPr>
-        <w:keepNext/>
-        <w:pageBreakBefore/>
+        <w:keepNext w:val="0"/>
+        <w:pageBreakBefore w:val="0"/>
         <w:tabs>
-          <w:tab w:pos="9720" w:val="right"/>
+          <w:tab w:pos="10080" w:val="right"/>
         </w:tabs>
-        <w:spacing w:before="100" w:after="0" w:line="245" w:lineRule="auto"/>
-        <w:keepLines/>
+        <w:spacing w:before="44" w:after="56"/>
       </w:pPr>
       <w:r>
         <w:rPr>
           <w:rFonts w:ascii="Arial" w:hAnsi="Arial"/>
           <w:b/>
-          <w:color w:val="165A8A"/>
-          <w:sz w:val="17"/>
+          <w:color w:val="183B56"/>
+          <w:sz w:val="18"/>
         </w:rPr>
-        <w:t>Integral Solutions LLC</w:t>
+        <w:t>Integral Solutions LLC | Muscat, Oman</w:t>
+      </w:r>
+      <w:r>
+        <w:tab/>
       </w:r>
       <w:r>
         <w:rPr>
           <w:rFonts w:ascii="Arial" w:hAnsi="Arial"/>
           <w:b/>
-          <w:color w:val="165A8A"/>
+          <w:color w:val="46525E"/>
           <w:sz w:val="17"/>
         </w:rPr>
-        <w:t xml:space="preserve"> | Muscat, Oman</w:t>
-      </w:r>
-      <w:r>
-        <w:rPr>
-          <w:rFonts w:ascii="Arial" w:hAnsi="Arial"/>
-          <w:b/>
-          <w:color w:val="165A8A"/>
-          <w:sz w:val="17"/>
-        </w:rPr>
-        <w:tab/>
         <w:t>05/2016 - 10/2020</w:t>
       </w:r>
     </w:p>
@@ -592,15 +562,14 @@
       <w:pPr>
         <w:keepNext/>
         <w:pageBreakBefore w:val="0"/>
-        <w:spacing w:before="0" w:after="20" w:line="245" w:lineRule="auto"/>
-        <w:keepLines/>
+        <w:spacing w:before="0" w:after="28" w:line="240" w:lineRule="auto"/>
       </w:pPr>
       <w:r>
         <w:rPr>
           <w:rFonts w:ascii="Arial" w:hAnsi="Arial"/>
           <w:b/>
-          <w:color w:val="4B91C3"/>
-          <w:sz w:val="17"/>
+          <w:color w:val="183B56"/>
+          <w:sz w:val="18"/>
         </w:rPr>
         <w:t>Development Team Leader &amp; Senior Full-Stack Developer</w:t>
       </w:r>
@@ -609,119 +578,114 @@
       <w:pPr>
         <w:keepNext/>
         <w:pageBreakBefore w:val="0"/>
-        <w:spacing w:before="0" w:after="40" w:line="245" w:lineRule="auto"/>
+        <w:spacing w:before="0" w:after="44" w:line="240" w:lineRule="auto"/>
       </w:pPr>
       <w:r>
         <w:rPr>
           <w:rFonts w:ascii="Arial" w:hAnsi="Arial"/>
           <w:b w:val="0"/>
-          <w:i/>
-          <w:color w:val="5E6B72"/>
-          <w:sz w:val="15"/>
+          <w:color w:val="5D6974"/>
+          <w:sz w:val="16"/>
         </w:rPr>
         <w:t>Scope: 10+ Technical Team | 15+ Enterprise / E-Government Information Systems | Operations &amp; Delivery</w:t>
       </w:r>
     </w:p>
     <w:p>
       <w:pPr>
+        <w:keepNext w:val="0"/>
         <w:pageBreakBefore w:val="0"/>
-        <w:spacing w:after="24" w:line="245" w:lineRule="auto"/>
-        <w:ind w:left="202" w:hanging="144"/>
-        <w:keepLines/>
+        <w:spacing w:after="53" w:line="240" w:lineRule="auto"/>
+        <w:ind w:left="245" w:hanging="173"/>
       </w:pPr>
       <w:r>
         <w:rPr>
           <w:rFonts w:ascii="Arial" w:hAnsi="Arial"/>
-          <w:color w:val="4B91C3"/>
-          <w:sz w:val="16"/>
+          <w:b w:val="0"/>
+          <w:color w:val="262F38"/>
+          <w:sz w:val="18"/>
         </w:rPr>
         <w:t>• Led 10+ technical staff across application delivery and support while remaining hands-on in requirements, solution design, C#/.NET development, databases, reporting, testing, deployment, troubleshooting and production support.</w:t>
       </w:r>
     </w:p>
     <w:p>
       <w:pPr>
+        <w:keepNext w:val="0"/>
         <w:pageBreakBefore w:val="0"/>
-        <w:spacing w:after="24" w:line="245" w:lineRule="auto"/>
-        <w:ind w:left="202" w:hanging="144"/>
-        <w:keepLines/>
+        <w:spacing w:after="53" w:line="240" w:lineRule="auto"/>
+        <w:ind w:left="245" w:hanging="173"/>
       </w:pPr>
       <w:r>
         <w:rPr>
           <w:rFonts w:ascii="Arial" w:hAnsi="Arial"/>
-          <w:color w:val="4B91C3"/>
-          <w:sz w:val="16"/>
+          <w:b w:val="0"/>
+          <w:color w:val="262F38"/>
+          <w:sz w:val="18"/>
         </w:rPr>
         <w:t>• Delivered and supported 15+ enterprise/e-government information systems, including the National Educational Portal serving ~1M users, Maktabi/Morasalat Electronic Correspondence, Ministry of Education Recruitment System, International Schools, Crisis Management and Asset Management.</w:t>
       </w:r>
     </w:p>
     <w:p>
       <w:pPr>
+        <w:keepNext w:val="0"/>
         <w:pageBreakBefore w:val="0"/>
-        <w:spacing w:after="24" w:line="245" w:lineRule="auto"/>
-        <w:ind w:left="202" w:hanging="144"/>
-        <w:keepLines/>
+        <w:spacing w:after="53" w:line="240" w:lineRule="auto"/>
+        <w:ind w:left="245" w:hanging="173"/>
       </w:pPr>
       <w:r>
         <w:rPr>
           <w:rFonts w:ascii="Arial" w:hAnsi="Arial"/>
-          <w:color w:val="4B91C3"/>
-          <w:sz w:val="16"/>
+          <w:b w:val="0"/>
+          <w:color w:val="262F38"/>
+          <w:sz w:val="18"/>
         </w:rPr>
         <w:t>• Contributed deeply to Maktabi/Morasalat across correspondence lifecycle, workflows, routing/tracking, reporting, database components, access/process controls, testing, troubleshooting, deployment and operational support.</w:t>
       </w:r>
     </w:p>
     <w:p>
       <w:pPr>
+        <w:keepNext w:val="0"/>
         <w:pageBreakBefore w:val="0"/>
-        <w:spacing w:after="24" w:line="245" w:lineRule="auto"/>
-        <w:ind w:left="202" w:hanging="144"/>
-        <w:keepLines/>
+        <w:spacing w:after="53" w:line="240" w:lineRule="auto"/>
+        <w:ind w:left="245" w:hanging="173"/>
       </w:pPr>
       <w:r>
         <w:rPr>
           <w:rFonts w:ascii="Arial" w:hAnsi="Arial"/>
-          <w:color w:val="4B91C3"/>
-          <w:sz w:val="16"/>
+          <w:b w:val="0"/>
+          <w:color w:val="262F38"/>
+          <w:sz w:val="18"/>
         </w:rPr>
         <w:t>• Delivered solutions using C#, ASP.NET Web Forms, .NET Framework, SQL Server, ADO.NET, Entity Framework, LINQ, JavaScript, jQuery, AJAX, Bootstrap, Web Services/APIs, Kendo UI, Telerik/Infragistics and enterprise reporting tools.</w:t>
       </w:r>
     </w:p>
     <w:p>
       <w:pPr>
-        <w:keepNext/>
+        <w:keepNext w:val="0"/>
         <w:pageBreakBefore w:val="0"/>
         <w:tabs>
-          <w:tab w:pos="9720" w:val="right"/>
+          <w:tab w:pos="10080" w:val="right"/>
         </w:tabs>
-        <w:spacing w:before="100" w:after="0" w:line="245" w:lineRule="auto"/>
-        <w:keepLines/>
+        <w:spacing w:before="44" w:after="56"/>
       </w:pPr>
       <w:r>
         <w:rPr>
           <w:rFonts w:ascii="Arial" w:hAnsi="Arial"/>
           <w:b/>
-          <w:color w:val="165A8A"/>
-          <w:sz w:val="17"/>
+          <w:color w:val="183B56"/>
+          <w:sz w:val="18"/>
         </w:rPr>
-        <w:t>Keyframe Egypt</w:t>
+        <w:t>Keyframe Egypt | Cairo, Egypt</w:t>
+      </w:r>
+      <w:r>
+        <w:tab/>
       </w:r>
       <w:r>
         <w:rPr>
           <w:rFonts w:ascii="Arial" w:hAnsi="Arial"/>
           <w:b/>
-          <w:color w:val="165A8A"/>
+          <w:color w:val="46525E"/>
           <w:sz w:val="17"/>
         </w:rPr>
-        <w:t xml:space="preserve"> | Cairo, Egypt</w:t>
-      </w:r>
-      <w:r>
-        <w:rPr>
-          <w:rFonts w:ascii="Arial" w:hAnsi="Arial"/>
-          <w:b/>
-          <w:color w:val="165A8A"/>
-          <w:sz w:val="17"/>
-        </w:rPr>
-        <w:tab/>
         <w:t>04/2011 - 05/2016</w:t>
       </w:r>
     </w:p>
@@ -729,15 +693,14 @@
       <w:pPr>
         <w:keepNext/>
         <w:pageBreakBefore w:val="0"/>
-        <w:spacing w:before="0" w:after="20" w:line="245" w:lineRule="auto"/>
-        <w:keepLines/>
+        <w:spacing w:before="0" w:after="28" w:line="240" w:lineRule="auto"/>
       </w:pPr>
       <w:r>
         <w:rPr>
           <w:rFonts w:ascii="Arial" w:hAnsi="Arial"/>
           <w:b/>
-          <w:color w:val="4B91C3"/>
-          <w:sz w:val="17"/>
+          <w:color w:val="183B56"/>
+          <w:sz w:val="18"/>
         </w:rPr>
         <w:t>Development Team Leader &amp; Senior Full-Stack Developer</w:t>
       </w:r>
@@ -746,119 +709,114 @@
       <w:pPr>
         <w:keepNext/>
         <w:pageBreakBefore w:val="0"/>
-        <w:spacing w:before="0" w:after="40" w:line="245" w:lineRule="auto"/>
+        <w:spacing w:before="0" w:after="44" w:line="240" w:lineRule="auto"/>
       </w:pPr>
       <w:r>
         <w:rPr>
           <w:rFonts w:ascii="Arial" w:hAnsi="Arial"/>
           <w:b w:val="0"/>
-          <w:i/>
-          <w:color w:val="5E6B72"/>
-          <w:sz w:val="15"/>
+          <w:color w:val="5D6974"/>
+          <w:sz w:val="16"/>
         </w:rPr>
         <w:t>Scope: 6-Person Technical Team | 150+ Major &amp; Mid-Sized Information-System Projects</w:t>
       </w:r>
     </w:p>
     <w:p>
       <w:pPr>
+        <w:keepNext w:val="0"/>
         <w:pageBreakBefore w:val="0"/>
-        <w:spacing w:after="24" w:line="245" w:lineRule="auto"/>
-        <w:ind w:left="202" w:hanging="144"/>
-        <w:keepLines/>
+        <w:spacing w:after="53" w:line="240" w:lineRule="auto"/>
+        <w:ind w:left="245" w:hanging="173"/>
       </w:pPr>
       <w:r>
         <w:rPr>
           <w:rFonts w:ascii="Arial" w:hAnsi="Arial"/>
-          <w:color w:val="4B91C3"/>
-          <w:sz w:val="16"/>
+          <w:b w:val="0"/>
+          <w:color w:val="262F38"/>
+          <w:sz w:val="18"/>
         </w:rPr>
-        <w:t>• Led a 6-person technical team across 150+ major and mid-sized projects, managing priorities, workload, quality and delivery while remaining hands-on in application architecture, databases, integrations, testing and deployment.</w:t>
+        <w:t>• Led a 6-person technical team across 150+ major and mid-sized projects, managing priorities, workload, coaching, quality and delivery while remaining hands-on in application architecture, databases, integrations, testing and deployment.</w:t>
       </w:r>
     </w:p>
     <w:p>
       <w:pPr>
+        <w:keepNext w:val="0"/>
         <w:pageBreakBefore w:val="0"/>
-        <w:spacing w:after="24" w:line="245" w:lineRule="auto"/>
-        <w:ind w:left="202" w:hanging="144"/>
-        <w:keepLines/>
+        <w:spacing w:after="53" w:line="240" w:lineRule="auto"/>
+        <w:ind w:left="245" w:hanging="173"/>
       </w:pPr>
       <w:r>
         <w:rPr>
           <w:rFonts w:ascii="Arial" w:hAnsi="Arial"/>
-          <w:color w:val="4B91C3"/>
-          <w:sz w:val="16"/>
+          <w:b w:val="0"/>
+          <w:color w:val="262F38"/>
+          <w:sz w:val="18"/>
         </w:rPr>
         <w:t>• Delivered public-sector and enterprise solutions including Ministry of Health &amp; Population work, MSAD, Rate Your Services, National Management Institute, Egypt Calendar, Elections in Egypt, Integrated Conference Management System and Yashfeen.</w:t>
       </w:r>
     </w:p>
     <w:p>
       <w:pPr>
+        <w:keepNext w:val="0"/>
         <w:pageBreakBefore w:val="0"/>
-        <w:spacing w:after="24" w:line="245" w:lineRule="auto"/>
-        <w:ind w:left="202" w:hanging="144"/>
-        <w:keepLines/>
+        <w:spacing w:after="53" w:line="240" w:lineRule="auto"/>
+        <w:ind w:left="245" w:hanging="173"/>
       </w:pPr>
       <w:r>
         <w:rPr>
           <w:rFonts w:ascii="Arial" w:hAnsi="Arial"/>
-          <w:color w:val="4B91C3"/>
-          <w:sz w:val="16"/>
+          <w:b w:val="0"/>
+          <w:color w:val="262F38"/>
+          <w:sz w:val="18"/>
         </w:rPr>
-        <w:t>• Built and customized CMS/electronic-publishing solutions with multilingual/RTL publishing, workflows, versioning, archiving, permissions, search, SEO, analytics and integrations; worked with custom .NET CMS and reusable publishing components.</w:t>
+        <w:t>• Built and customized CMS/electronic-publishing solutions with multilingual/RTL publishing, workflows, versioning, archiving, permissions, search, SEO, analytics and integrations; worked with custom .NET CMS, Umbraco and Kentico.</w:t>
       </w:r>
     </w:p>
     <w:p>
       <w:pPr>
+        <w:keepNext w:val="0"/>
         <w:pageBreakBefore w:val="0"/>
-        <w:spacing w:after="24" w:line="245" w:lineRule="auto"/>
-        <w:ind w:left="202" w:hanging="144"/>
-        <w:keepLines/>
+        <w:spacing w:after="53" w:line="240" w:lineRule="auto"/>
+        <w:ind w:left="245" w:hanging="173"/>
       </w:pPr>
       <w:r>
         <w:rPr>
           <w:rFonts w:ascii="Arial" w:hAnsi="Arial"/>
-          <w:color w:val="4B91C3"/>
-          <w:sz w:val="16"/>
+          <w:b w:val="0"/>
+          <w:color w:val="262F38"/>
+          <w:sz w:val="18"/>
         </w:rPr>
         <w:t>• Used C#, ASP.NET Web Forms, .NET Framework, SQL Server/MySQL, ADO.NET, Entity Framework, LINQ, JavaScript/jQuery/AJAX, Bootstrap, REST/SOAP/Web Services, Telerik/Kendo/Infragistics and Crystal Reports; delivered multiple award-winning solutions including ITIDA-winning Yashfeen.</w:t>
       </w:r>
     </w:p>
     <w:p>
       <w:pPr>
-        <w:keepNext/>
+        <w:keepNext w:val="0"/>
         <w:pageBreakBefore w:val="0"/>
         <w:tabs>
-          <w:tab w:pos="9720" w:val="right"/>
+          <w:tab w:pos="10080" w:val="right"/>
         </w:tabs>
-        <w:spacing w:before="100" w:after="0" w:line="245" w:lineRule="auto"/>
-        <w:keepLines/>
+        <w:spacing w:before="44" w:after="56"/>
       </w:pPr>
       <w:r>
         <w:rPr>
           <w:rFonts w:ascii="Arial" w:hAnsi="Arial"/>
           <w:b/>
-          <w:color w:val="165A8A"/>
-          <w:sz w:val="17"/>
+          <w:color w:val="183B56"/>
+          <w:sz w:val="18"/>
         </w:rPr>
-        <w:t>Egyptian Armed Forces</w:t>
+        <w:t>Egyptian Armed Forces | Egypt</w:t>
+      </w:r>
+      <w:r>
+        <w:tab/>
       </w:r>
       <w:r>
         <w:rPr>
           <w:rFonts w:ascii="Arial" w:hAnsi="Arial"/>
           <w:b/>
-          <w:color w:val="165A8A"/>
+          <w:color w:val="46525E"/>
           <w:sz w:val="17"/>
         </w:rPr>
-        <w:t xml:space="preserve"> | Egypt</w:t>
-      </w:r>
-      <w:r>
-        <w:rPr>
-          <w:rFonts w:ascii="Arial" w:hAnsi="Arial"/>
-          <w:b/>
-          <w:color w:val="165A8A"/>
-          <w:sz w:val="17"/>
-        </w:rPr>
-        <w:tab/>
         <w:t>04/2008 - 10/2010</w:t>
       </w:r>
     </w:p>
@@ -866,31 +824,31 @@
       <w:pPr>
         <w:keepNext/>
         <w:pageBreakBefore w:val="0"/>
-        <w:spacing w:before="0" w:after="20" w:line="245" w:lineRule="auto"/>
-        <w:keepLines/>
+        <w:spacing w:before="0" w:after="28" w:line="240" w:lineRule="auto"/>
       </w:pPr>
       <w:r>
         <w:rPr>
           <w:rFonts w:ascii="Arial" w:hAnsi="Arial"/>
           <w:b/>
-          <w:color w:val="4B91C3"/>
-          <w:sz w:val="17"/>
+          <w:color w:val="183B56"/>
+          <w:sz w:val="18"/>
         </w:rPr>
         <w:t>Linux Systems &amp; Web Developer</w:t>
       </w:r>
     </w:p>
     <w:p>
       <w:pPr>
+        <w:keepNext w:val="0"/>
         <w:pageBreakBefore w:val="0"/>
-        <w:spacing w:after="24" w:line="245" w:lineRule="auto"/>
-        <w:ind w:left="202" w:hanging="144"/>
-        <w:keepLines/>
+        <w:spacing w:after="53" w:line="240" w:lineRule="auto"/>
+        <w:ind w:left="245" w:hanging="173"/>
       </w:pPr>
       <w:r>
         <w:rPr>
           <w:rFonts w:ascii="Arial" w:hAnsi="Arial"/>
-          <w:color w:val="4B91C3"/>
-          <w:sz w:val="16"/>
+          <w:b w:val="0"/>
+          <w:color w:val="262F38"/>
+          <w:sz w:val="18"/>
         </w:rPr>
         <w:t>• Built early systems/software foundations across Linux administration, shell scripting and Microsoft/.NET web development; contributed to Egypt's first Linux distribution through Linux from Scratch builds, kernel modules, optimization and platform hardening.</w:t>
       </w:r>
@@ -898,22 +856,18 @@
     <w:p>
       <w:pPr>
         <w:keepNext/>
-        <w:spacing w:before="120" w:after="40" w:line="245" w:lineRule="auto"/>
+        <w:spacing w:before="114" w:after="64" w:line="240" w:lineRule="auto"/>
         <w:pageBreakBefore w:val="0"/>
         <w:pBdr>
-          <w:bottom w:val="single" w:sz="8" w:space="1" w:color="215B8C"/>
-          <w:left w:val="single" w:sz="12" w:space="3" w:color="4B91C3"/>
+          <w:bottom w:val="single" w:sz="5" w:space="3" w:color="B8C5D1"/>
         </w:pBdr>
-        <w:keepLines/>
-        <w:shd w:fill="EDF5FA"/>
-        <w:ind w:left="86"/>
       </w:pPr>
       <w:r>
         <w:rPr>
-          <w:rFonts w:ascii="Aptos Display" w:hAnsi="Aptos Display"/>
+          <w:rFonts w:ascii="Arial" w:hAnsi="Arial"/>
           <w:b/>
-          <w:color w:val="165A8A"/>
-          <w:sz w:val="18"/>
+          <w:color w:val="183B56"/>
+          <w:sz w:val="19"/>
         </w:rPr>
         <w:t>IT &amp; INFORMATION SYSTEMS CAPABILITIES</w:t>
       </w:r>
@@ -922,82 +876,109 @@
       <w:pPr>
         <w:keepNext w:val="0"/>
         <w:pageBreakBefore w:val="0"/>
-        <w:spacing w:before="0" w:after="40" w:line="245" w:lineRule="auto"/>
+        <w:spacing w:before="0" w:after="56" w:line="240" w:lineRule="auto"/>
       </w:pPr>
       <w:r>
         <w:rPr>
           <w:rFonts w:ascii="Arial" w:hAnsi="Arial"/>
+          <w:b/>
+          <w:color w:val="183B56"/>
+          <w:sz w:val="18"/>
+        </w:rPr>
+        <w:t xml:space="preserve">IT Leadership &amp; Service Management: </w:t>
+      </w:r>
+      <w:r>
+        <w:rPr>
+          <w:rFonts w:ascii="Arial" w:hAnsi="Arial"/>
           <w:b w:val="0"/>
-          <w:sz w:val="16"/>
+          <w:color w:val="262F38"/>
+          <w:sz w:val="18"/>
         </w:rPr>
-        <w:t>IT Leadership &amp; Service Management: IT Strategy &amp; Roadmaps, IT/ICT Operations, Information Systems Management, ITSM, ~20-Person Service Desk/Customer Support Operation, Ticketing &amp; Escalation, SLA/Service KPIs, Incident/Problem/RCA, Business Continuity/DR, Vendor &amp; Stakeholder Coordination, Team Leadership</w:t>
+        <w:t>IT Strategy &amp; Roadmaps, IT/ICT Operations, Information Systems Management, ITSM, Service Desk &amp; Customer Support, Ticketing &amp; Escalation, SLA/Service KPIs, Incident/Problem/RCA, Business Continuity &amp; DR, Vendor &amp; Stakeholder Coordination, Team Leadership, Hiring, Performance Management &amp; Coaching</w:t>
       </w:r>
     </w:p>
     <w:p>
       <w:pPr>
         <w:keepNext w:val="0"/>
         <w:pageBreakBefore w:val="0"/>
-        <w:spacing w:before="0" w:after="40" w:line="245" w:lineRule="auto"/>
+        <w:spacing w:before="0" w:after="56" w:line="240" w:lineRule="auto"/>
       </w:pPr>
       <w:r>
         <w:rPr>
           <w:rFonts w:ascii="Arial" w:hAnsi="Arial"/>
+          <w:b/>
+          <w:color w:val="183B56"/>
+          <w:sz w:val="18"/>
+        </w:rPr>
+        <w:t xml:space="preserve">Infrastructure &amp; Security: </w:t>
+      </w:r>
+      <w:r>
+        <w:rPr>
+          <w:rFonts w:ascii="Arial" w:hAnsi="Arial"/>
           <w:b w:val="0"/>
-          <w:sz w:val="16"/>
+          <w:color w:val="262F38"/>
+          <w:sz w:val="18"/>
         </w:rPr>
-        <w:t>Infrastructure &amp; Security: Servers/Networks Oversight, Microsoft 365, Identity &amp; Access Management, Endpoint/Device Management, Patch/Vulnerability Management, Backup/DR, Information-Security Governance &amp; Risk | Applications &amp; Data: Enterprise Applications, C#/.NET, REST APIs, JavaScript, React, Node.js, GraphQL, SQL Server/PostgreSQL/MySQL, Redis, Reporting &amp; Integration</w:t>
+        <w:t>Servers/Networks Oversight, Identity &amp; Access Management, Backup &amp; DR, Information-Security Governance &amp; Risk | Applications &amp; Data: Enterprise Applications, C#, .NET/ASP.NET Core, REST APIs, JavaScript, SQL Server, PostgreSQL, MySQL, Redis, Reporting &amp; Integration</w:t>
       </w:r>
     </w:p>
     <w:p>
       <w:pPr>
         <w:keepNext w:val="0"/>
         <w:pageBreakBefore w:val="0"/>
-        <w:spacing w:before="0" w:after="40" w:line="245" w:lineRule="auto"/>
+        <w:spacing w:before="0" w:after="56" w:line="240" w:lineRule="auto"/>
       </w:pPr>
       <w:r>
         <w:rPr>
           <w:rFonts w:ascii="Arial" w:hAnsi="Arial"/>
+          <w:b/>
+          <w:color w:val="183B56"/>
+          <w:sz w:val="18"/>
+        </w:rPr>
+        <w:t xml:space="preserve">Engineering &amp; Tooling: </w:t>
+      </w:r>
+      <w:r>
+        <w:rPr>
+          <w:rFonts w:ascii="Arial" w:hAnsi="Arial"/>
           <w:b w:val="0"/>
-          <w:sz w:val="16"/>
+          <w:color w:val="262F38"/>
+          <w:sz w:val="18"/>
         </w:rPr>
-        <w:t>Engineering &amp; Tooling: Git/TFS, Jenkins, CI/CD, Docker, Postman, Swagger/OpenAPI, Visual Studio/VS Code, Rider, DataGrip, Applied AI &amp; Automation | Foundation: Linux, ASP.NET Web Forms/.NET Framework, EF/LINQ, Web Services, HTML/CSS/JavaScript, jQuery/AJAX, Bootstrap, Umbraco/Kentico, Telerik/Kendo/Infragistics, Crystal Reports</w:t>
+        <w:t>Git/TFS, Jenkins, CI/CD, Postman, Swagger/OpenAPI, Applied AI &amp; Automation | Technical Foundation: Linux Administration, Shell Scripting, ASP.NET Web Forms/.NET Framework, ADO.NET, Entity Framework, LINQ, Web Services, HTML/CSS/JavaScript, jQuery/AJAX, Bootstrap, Telerik/Kendo/Infragistics, Crystal Reports &amp; Enterprise Reporting</w:t>
       </w:r>
     </w:p>
     <w:p>
       <w:pPr>
         <w:keepNext/>
-        <w:spacing w:before="120" w:after="40" w:line="245" w:lineRule="auto"/>
+        <w:spacing w:before="114" w:after="64" w:line="240" w:lineRule="auto"/>
         <w:pageBreakBefore w:val="0"/>
         <w:pBdr>
-          <w:bottom w:val="single" w:sz="8" w:space="1" w:color="215B8C"/>
-          <w:left w:val="single" w:sz="12" w:space="3" w:color="4B91C3"/>
+          <w:bottom w:val="single" w:sz="5" w:space="3" w:color="B8C5D1"/>
         </w:pBdr>
-        <w:keepLines/>
-        <w:shd w:fill="EDF5FA"/>
-        <w:ind w:left="86"/>
       </w:pPr>
       <w:r>
         <w:rPr>
-          <w:rFonts w:ascii="Aptos Display" w:hAnsi="Aptos Display"/>
+          <w:rFonts w:ascii="Arial" w:hAnsi="Arial"/>
           <w:b/>
-          <w:color w:val="165A8A"/>
-          <w:sz w:val="18"/>
+          <w:color w:val="183B56"/>
+          <w:sz w:val="19"/>
         </w:rPr>
         <w:t>SELECTED IT GOVERNANCE CONTRIBUTION</w:t>
       </w:r>
     </w:p>
     <w:p>
       <w:pPr>
+        <w:keepNext w:val="0"/>
         <w:pageBreakBefore w:val="0"/>
-        <w:spacing w:after="24" w:line="245" w:lineRule="auto"/>
-        <w:ind w:left="202" w:hanging="144"/>
-        <w:keepLines/>
+        <w:spacing w:after="53" w:line="240" w:lineRule="auto"/>
+        <w:ind w:left="245" w:hanging="173"/>
       </w:pPr>
       <w:r>
         <w:rPr>
           <w:rFonts w:ascii="Arial" w:hAnsi="Arial"/>
-          <w:color w:val="4B91C3"/>
-          <w:sz w:val="16"/>
+          <w:b w:val="0"/>
+          <w:color w:val="262F38"/>
+          <w:sz w:val="18"/>
         </w:rPr>
         <w:t>• Governance Lead - National Pharmaceutical Track &amp; Trace Program (2021-2024): technology governance, compliance, interoperability, data integrity and roadmap coordination across UPA, Egyptian Drug Authority and Ministry of Health stakeholders.</w:t>
       </w:r>
@@ -1005,58 +986,76 @@
     <w:p>
       <w:pPr>
         <w:keepNext/>
-        <w:spacing w:before="120" w:after="40" w:line="245" w:lineRule="auto"/>
+        <w:spacing w:before="114" w:after="64" w:line="240" w:lineRule="auto"/>
         <w:pageBreakBefore w:val="0"/>
         <w:pBdr>
-          <w:bottom w:val="single" w:sz="8" w:space="1" w:color="215B8C"/>
-          <w:left w:val="single" w:sz="12" w:space="3" w:color="4B91C3"/>
+          <w:bottom w:val="single" w:sz="5" w:space="3" w:color="B8C5D1"/>
         </w:pBdr>
-        <w:keepLines/>
-        <w:shd w:fill="EDF5FA"/>
-        <w:ind w:left="86"/>
       </w:pPr>
       <w:r>
         <w:rPr>
-          <w:rFonts w:ascii="Aptos Display" w:hAnsi="Aptos Display"/>
+          <w:rFonts w:ascii="Arial" w:hAnsi="Arial"/>
           <w:b/>
-          <w:color w:val="165A8A"/>
-          <w:sz w:val="18"/>
+          <w:color w:val="183B56"/>
+          <w:sz w:val="19"/>
         </w:rPr>
         <w:t>EDUCATION &amp; LANGUAGES</w:t>
       </w:r>
     </w:p>
     <w:p>
       <w:pPr>
-        <w:keepNext w:val="0"/>
+        <w:keepNext/>
         <w:pageBreakBefore w:val="0"/>
-        <w:spacing w:before="0" w:after="40" w:line="245" w:lineRule="auto"/>
+        <w:spacing w:before="84" w:after="18" w:line="240" w:lineRule="auto"/>
       </w:pPr>
       <w:r>
         <w:rPr>
-          <w:sz w:val="16"/>
+          <w:rFonts w:ascii="Arial" w:hAnsi="Arial"/>
+          <w:b/>
+          <w:color w:val="183B56"/>
+          <w:sz w:val="18"/>
         </w:rPr>
-        <w:t>Education: B.Sc. in Computer Science, Faculty of Computers &amp; Informatics, Zagazig University | 2003-2007</w:t>
+        <w:t xml:space="preserve">Education: </w:t>
+      </w:r>
+      <w:r>
+        <w:rPr>
+          <w:rFonts w:ascii="Arial" w:hAnsi="Arial"/>
+          <w:b w:val="0"/>
+          <w:color w:val="262F38"/>
+          <w:sz w:val="18"/>
+        </w:rPr>
+        <w:t>B.Sc. in Computer Science, Faculty of Computers &amp; Informatics, Zagazig University | 2003-2007</w:t>
       </w:r>
     </w:p>
     <w:p>
       <w:pPr>
         <w:keepNext w:val="0"/>
         <w:pageBreakBefore w:val="0"/>
-        <w:spacing w:before="0" w:after="40" w:line="245" w:lineRule="auto"/>
+        <w:spacing w:before="0" w:after="56" w:line="240" w:lineRule="auto"/>
       </w:pPr>
       <w:r>
         <w:rPr>
           <w:rFonts w:ascii="Arial" w:hAnsi="Arial"/>
+          <w:b/>
+          <w:color w:val="183B56"/>
+          <w:sz w:val="18"/>
+        </w:rPr>
+        <w:t xml:space="preserve">Languages: </w:t>
+      </w:r>
+      <w:r>
+        <w:rPr>
+          <w:rFonts w:ascii="Arial" w:hAnsi="Arial"/>
           <w:b w:val="0"/>
-          <w:sz w:val="16"/>
+          <w:color w:val="262F38"/>
+          <w:sz w:val="18"/>
         </w:rPr>
-        <w:t>Languages: Arabic (Native) | English (Professional Working Proficiency)</w:t>
+        <w:t>Arabic (Native) | English (Professional Working Proficiency)</w:t>
       </w:r>
     </w:p>
     <w:sectPr>
       <w:footerReference w:type="default" r:id="rId9"/>
       <w:pgSz w:w="12240" w:h="15840"/>
-      <w:pgMar w:top="691" w:right="893" w:bottom="691" w:left="893" w:header="720" w:footer="720" w:gutter="0"/>
+      <w:pgMar w:top="821" w:right="950" w:bottom="821" w:left="950" w:header="720" w:footer="346" w:gutter="0"/>
       <w:cols w:space="720"/>
       <w:docGrid w:linePitch="360"/>
     </w:sectPr>
@@ -1073,11 +1072,11 @@
     </w:pPr>
     <w:r>
       <w:rPr>
-        <w:rFonts w:ascii="Aptos" w:hAnsi="Aptos"/>
-        <w:color w:val="165A8A"/>
+        <w:rFonts w:ascii="Arial" w:hAnsi="Arial"/>
+        <w:color w:val="6E7680"/>
         <w:sz w:val="13"/>
       </w:rPr>
-      <w:t>Mahmoud Salama | IT &amp; Information Systems Manager | 2026</w:t>
+      <w:t>MAHMOUD SALAMA</w:t>
     </w:r>
   </w:p>
 </w:ftr>
@@ -1447,12 +1446,12 @@
     <w:qFormat/>
     <w:rsid w:val="00FC693F"/>
     <w:pPr>
-      <w:spacing w:after="30" w:line="240" w:lineRule="auto"/>
+      <w:spacing w:after="56" w:line="252" w:lineRule="auto"/>
     </w:pPr>
     <w:rPr>
-      <w:rFonts w:ascii="Aptos" w:hAnsi="Aptos"/>
-      <w:color w:val="26323A"/>
-      <w:sz w:val="17"/>
+      <w:rFonts w:ascii="Arial" w:hAnsi="Arial"/>
+      <w:color w:val="262F38"/>
+      <w:sz w:val="18"/>
     </w:rPr>
   </w:style>
   <w:style w:type="paragraph" w:styleId="Header">
